--- a/arb/docx/19.content.docx
+++ b/arb/docx/19.content.docx
@@ -32,48 +32,25 @@
     </w:p>
     <w:p>
       <w:pPr>
-        <w:pStyle w:val="Heading2"/>
         <w:bidi/>
       </w:pPr>
       <w:r>
         <w:rPr>
           <w:lang w:val="ar_AE" w:bidi="ar_AE"/>
         </w:rPr>
-        <w:t>License Information</w:t>
-      </w:r>
-      <w:r>
-        <w:rPr>
-          <w:lang w:val="ar_AE" w:bidi="ar_AE"/>
-        </w:rPr>
-      </w:r>
-    </w:p>
-    <w:p>
-      <w:pPr>
-        <w:bidi/>
-      </w:pPr>
-      <w:r>
-        <w:rPr>
-          <w:lang w:val="ar_AE" w:bidi="ar_AE"/>
-        </w:rPr>
       </w:r>
       <w:r>
         <w:rPr>
           <w:b/>
           <w:lang w:val="ar_AE" w:bidi="ar_AE"/>
         </w:rPr>
-        <w:t>Study Notes - Book Intros (Biblica)</w:t>
-      </w:r>
-      <w:r>
-        <w:rPr>
-          <w:lang w:val="ar_AE" w:bidi="ar_AE"/>
-        </w:rPr>
-        <w:t xml:space="preserve"> (Arabic) is based on</w:t>
-      </w:r>
-      <w:r>
-        <w:rPr>
-          <w:lang w:val="ar_AE" w:bidi="ar_AE"/>
-        </w:rPr>
-        <w:t xml:space="preserve">: </w:t>
+        <w:t>Biblica Study Notes (Book Intros)</w:t>
+      </w:r>
+      <w:r>
+        <w:rPr>
+          <w:lang w:val="ar_AE" w:bidi="ar_AE"/>
+        </w:rPr>
+        <w:t xml:space="preserve"> © 2023 Biblica Inc. Released under CC BY-SA 4.0 license. </w:t>
       </w:r>
       <w:r>
         <w:rPr>
@@ -85,64 +62,19 @@
         <w:rPr>
           <w:lang w:val="ar_AE" w:bidi="ar_AE"/>
         </w:rPr>
-        <w:t xml:space="preserve">, </w:t>
-      </w:r>
-      <w:hyperlink r:id="rId13">
-        <w:r>
-          <w:rPr>
-            <w:lang w:val="ar_AE" w:bidi="ar_AE"/>
-          </w:rPr>
-          <w:rPr>
-            <w:color w:val="0000EE"/>
-            <w:u w:val="single"/>
-          </w:rPr>
-          <w:t>Biblica Inc.</w:t>
-        </w:r>
-      </w:hyperlink>
-      <w:r>
-        <w:rPr>
-          <w:lang w:val="ar_AE" w:bidi="ar_AE"/>
-        </w:rPr>
-        <w:t xml:space="preserve">, 2023, which is licensed under a </w:t>
-      </w:r>
-      <w:hyperlink r:id="rId14">
-        <w:r>
-          <w:rPr>
-            <w:lang w:val="ar_AE" w:bidi="ar_AE"/>
-          </w:rPr>
-          <w:rPr>
-            <w:color w:val="0000EE"/>
-            <w:u w:val="single"/>
-          </w:rPr>
-          <w:t>CC BY-SA 4.0 license</w:t>
-        </w:r>
-      </w:hyperlink>
-      <w:r>
-        <w:rPr>
-          <w:lang w:val="ar_AE" w:bidi="ar_AE"/>
-        </w:rPr>
-        <w:t>.</w:t>
-      </w:r>
-      <w:r>
-        <w:rPr>
-          <w:lang w:val="ar_AE" w:bidi="ar_AE"/>
-        </w:rPr>
-      </w:r>
-    </w:p>
-    <w:p>
-      <w:pPr>
-        <w:bidi/>
-      </w:pPr>
-      <w:r>
-        <w:rPr>
-          <w:lang w:val="ar_AE" w:bidi="ar_AE"/>
-        </w:rPr>
-      </w:r>
-      <w:r>
-        <w:rPr>
-          <w:lang w:val="ar_AE" w:bidi="ar_AE"/>
-        </w:rPr>
-        <w:t>This PDF version is provided under the same license.</w:t>
+        <w:t xml:space="preserve"> has been adapted in the following languages: Tok Pisin, Arabic (عربي), French (Français), Hindi (हिंदी), Indonesian (Bahasa Indonesia), Portuguese (Português), Russian (Русский), Spanish (Español), Swahili (Kiswahili), and Simplified Chinese (简体中文)from </w:t>
+      </w:r>
+      <w:r>
+        <w:rPr>
+          <w:lang w:val="ar_AE" w:bidi="ar_AE"/>
+        </w:rPr>
+        <w:t>Biblica Study Notes</w:t>
+      </w:r>
+      <w:r>
+        <w:rPr>
+          <w:lang w:val="ar_AE" w:bidi="ar_AE"/>
+        </w:rPr>
+        <w:t xml:space="preserve"> © 2023 Biblica Inc. Released under CC BY-SA 4.0 license by Mission Mutual</w:t>
       </w:r>
       <w:r>
         <w:rPr>
@@ -223,28 +155,6 @@
       </w:r>
       <w:r>
         <w:rPr>
-          <w:i/>
-          <w:lang w:val="ar_AE" w:bidi="ar_AE"/>
-        </w:rPr>
-        <w:t>المزامير</w:t>
-      </w:r>
-      <w:r>
-        <w:rPr>
-          <w:lang w:val="ar_AE" w:bidi="ar_AE"/>
-        </w:rPr>
-      </w:r>
-    </w:p>
-    <w:p>
-      <w:pPr>
-        <w:bidi/>
-      </w:pPr>
-      <w:r>
-        <w:rPr>
-          <w:lang w:val="ar_AE" w:bidi="ar_AE"/>
-        </w:rPr>
-      </w:r>
-      <w:r>
-        <w:rPr>
           <w:lang w:val="ar_AE" w:bidi="ar_AE"/>
         </w:rPr>
         <w:t xml:space="preserve"> </w:t>
@@ -597,7 +507,7 @@
         </w:rPr>
         <w:t xml:space="preserve">الحمد والتسبيح. في العديد من المزامير يحمد الناس الله لما هو حقيقي عنه. فهو صالح، قدير، أمين وممتلئ بالمحبة. ووصاياه وتعاليمه عظيمة. المزامير </w:t>
       </w:r>
-      <w:hyperlink r:id="rId15">
+      <w:hyperlink r:id="rId13">
         <w:r>
           <w:rPr>
             <w:lang w:val="ar_AE" w:bidi="ar_AE"/>
@@ -615,7 +525,7 @@
         </w:rPr>
         <w:t xml:space="preserve"> و</w:t>
       </w:r>
-      <w:hyperlink r:id="rId16">
+      <w:hyperlink r:id="rId14">
         <w:r>
           <w:rPr>
             <w:lang w:val="ar_AE" w:bidi="ar_AE"/>
@@ -652,7 +562,7 @@
         </w:rPr>
         <w:t xml:space="preserve">صرخات لطلب المساعدة. في العديد من المزامير يطلب الأشخاص المحتاجون من الله إنقاذهم وتخليصهم. المزامير </w:t>
       </w:r>
-      <w:hyperlink r:id="rId17">
+      <w:hyperlink r:id="rId15">
         <w:r>
           <w:rPr>
             <w:lang w:val="ar_AE" w:bidi="ar_AE"/>
@@ -670,7 +580,7 @@
         </w:rPr>
         <w:t xml:space="preserve"> و</w:t>
       </w:r>
-      <w:hyperlink r:id="rId18">
+      <w:hyperlink r:id="rId16">
         <w:r>
           <w:rPr>
             <w:lang w:val="ar_AE" w:bidi="ar_AE"/>
@@ -707,7 +617,7 @@
         </w:rPr>
         <w:t xml:space="preserve">الثقة. في العديد من المزامير يُظهر الناس لله أنهم يثقون به. حيث إنهم يؤمنون بأنه سيفعل ما قال إنه سيفعله. المزامير </w:t>
       </w:r>
-      <w:hyperlink r:id="rId19">
+      <w:hyperlink r:id="rId17">
         <w:r>
           <w:rPr>
             <w:lang w:val="ar_AE" w:bidi="ar_AE"/>
@@ -725,7 +635,7 @@
         </w:rPr>
         <w:t xml:space="preserve"> و</w:t>
       </w:r>
-      <w:hyperlink r:id="rId20">
+      <w:hyperlink r:id="rId18">
         <w:r>
           <w:rPr>
             <w:lang w:val="ar_AE" w:bidi="ar_AE"/>
@@ -762,7 +672,7 @@
         </w:rPr>
         <w:t xml:space="preserve">الشكر. في العديد من المزامير، يصف الناس كيف ساعدهم الله. ويشكرونه على ذلك. المزامير </w:t>
       </w:r>
-      <w:hyperlink r:id="rId21">
+      <w:hyperlink r:id="rId19">
         <w:r>
           <w:rPr>
             <w:lang w:val="ar_AE" w:bidi="ar_AE"/>
@@ -780,7 +690,7 @@
         </w:rPr>
         <w:t xml:space="preserve"> و</w:t>
       </w:r>
-      <w:hyperlink r:id="rId22">
+      <w:hyperlink r:id="rId20">
         <w:r>
           <w:rPr>
             <w:lang w:val="ar_AE" w:bidi="ar_AE"/>
@@ -817,7 +727,7 @@
         </w:rPr>
         <w:t xml:space="preserve">الشكوى والرثاء. في العديد من المزامير، يخبر الناس الله عن مدى حزنهم أو غضبهم من شيء ما. يُطلق على هذا الرثاء، ويظهر ذلك أيضًا في سفر مراثي إرميا. حيث يبدو أحيانًا أن الله لا يتخذ إجراءات لمساعدة شعبه. فيشكو شعب الله من هذا ويخبرون الله بما يتمنون أن يفعله. المزامير </w:t>
       </w:r>
-      <w:hyperlink r:id="rId23">
+      <w:hyperlink r:id="rId21">
         <w:r>
           <w:rPr>
             <w:lang w:val="ar_AE" w:bidi="ar_AE"/>
@@ -835,7 +745,7 @@
         </w:rPr>
         <w:t xml:space="preserve"> و</w:t>
       </w:r>
-      <w:hyperlink r:id="rId24">
+      <w:hyperlink r:id="rId22">
         <w:r>
           <w:rPr>
             <w:lang w:val="ar_AE" w:bidi="ar_AE"/>
@@ -872,7 +782,7 @@
         </w:rPr>
         <w:t xml:space="preserve">الاعتراف بالذنب. في بعض المزامير يعترف الناس لله بالأشياء الخاطئة التي قاموا بها. ويتوبون عن ذنوبهم ويطلبون من الله أن يغفر لهم لعدم عيشهم بالطريقة التي يريدها الله. المزامير </w:t>
       </w:r>
-      <w:hyperlink r:id="rId25">
+      <w:hyperlink r:id="rId23">
         <w:r>
           <w:rPr>
             <w:lang w:val="ar_AE" w:bidi="ar_AE"/>
@@ -890,7 +800,7 @@
         </w:rPr>
         <w:t xml:space="preserve"> و</w:t>
       </w:r>
-      <w:hyperlink r:id="rId26">
+      <w:hyperlink r:id="rId24">
         <w:r>
           <w:rPr>
             <w:lang w:val="ar_AE" w:bidi="ar_AE"/>
@@ -927,7 +837,7 @@
         </w:rPr>
         <w:t xml:space="preserve">الحكمة لشعب الله. بعض المزامير تخاطب الناس بدلًا من أن تكون قصيدة من شخص يتحدث إلى الله. هذه المزامير تقدم البركة للناس، وتشرح الطريقة الحكيمة للعيش أو تتحدث عن وعود الله. المزامير </w:t>
       </w:r>
-      <w:hyperlink r:id="rId27">
+      <w:hyperlink r:id="rId25">
         <w:r>
           <w:rPr>
             <w:lang w:val="ar_AE" w:bidi="ar_AE"/>
@@ -945,7 +855,7 @@
         </w:rPr>
         <w:t xml:space="preserve"> و</w:t>
       </w:r>
-      <w:hyperlink r:id="rId28">
+      <w:hyperlink r:id="rId26">
         <w:r>
           <w:rPr>
             <w:lang w:val="ar_AE" w:bidi="ar_AE"/>
@@ -982,7 +892,7 @@
         </w:rPr>
         <w:t xml:space="preserve">النبوة. كان يُفهم أن بعض المزامير تتضمن نبوات. ولقد فهم كُتّاب العهد الجديد أن بعض هذه النبوات تحققت في حياة وعمل يسوع. المزامير </w:t>
       </w:r>
-      <w:hyperlink r:id="rId29">
+      <w:hyperlink r:id="rId27">
         <w:r>
           <w:rPr>
             <w:lang w:val="ar_AE" w:bidi="ar_AE"/>
@@ -1000,7 +910,7 @@
         </w:rPr>
         <w:t xml:space="preserve"> و</w:t>
       </w:r>
-      <w:hyperlink r:id="rId30">
+      <w:hyperlink r:id="rId28">
         <w:r>
           <w:rPr>
             <w:lang w:val="ar_AE" w:bidi="ar_AE"/>

--- a/arb/docx/19.content.docx
+++ b/arb/docx/19.content.docx
@@ -22,7 +22,7 @@
         <w:rPr>
           <w:lang w:val="ar_AE" w:bidi="ar_AE"/>
         </w:rPr>
-        <w:t>Resource: Study Notes - Book Intros (Biblica)</w:t>
+        <w:t>Resource: Biblica Study Notes</w:t>
       </w:r>
       <w:r>
         <w:rPr>
@@ -96,7 +96,7 @@
         <w:rPr>
           <w:lang w:val="ar_AE" w:bidi="ar_AE"/>
         </w:rPr>
-        <w:t>Study Notes - Book Intros (Biblica)</w:t>
+        <w:t>Biblica Study Notes</w:t>
       </w:r>
     </w:p>
     <w:p>
